--- a/Teacher_Tools/Instructional_Intelligence/docs/graphic-organizers/venn-3-circle.docx
+++ b/Teacher_Tools/Instructional_Intelligence/docs/graphic-organizers/venn-3-circle.docx
@@ -1,37 +1,197 @@
 
 <file path=word/document.xml><?xml version="1.0" encoding="utf-8"?>
-<w:document xmlns:wpc="http://schemas.microsoft.com/office/word/2010/wordprocessingCanvas" xmlns:mo="http://schemas.microsoft.com/office/mac/office/2008/main" xmlns:mc="http://schemas.openxmlformats.org/markup-compatibility/2006" xmlns:mv="urn:schemas-microsoft-com:mac:vml" xmlns:o="urn:schemas-microsoft-com:office:office" xmlns:r="http://schemas.openxmlformats.org/officeDocument/2006/relationships" xmlns:m="http://schemas.openxmlformats.org/officeDocument/2006/math" xmlns:v="urn:schemas-microsoft-com:vml" xmlns:wp14="http://schemas.microsoft.com/office/word/2010/wordprocessingDrawing" xmlns:wp="http://schemas.openxmlformats.org/drawingml/2006/wordprocessingDrawing" xmlns:w10="urn:schemas-microsoft-com:office:word" xmlns:w="http://schemas.openxmlformats.org/wordprocessingml/2006/main" xmlns:w14="http://schemas.microsoft.com/office/word/2010/wordml" xmlns:wpg="http://schemas.microsoft.com/office/word/2010/wordprocessingGroup" xmlns:wpi="http://schemas.microsoft.com/office/word/2010/wordprocessingInk" xmlns:wne="http://schemas.microsoft.com/office/word/2006/wordml" xmlns:wps="http://schemas.microsoft.com/office/word/2010/wordprocessingShape" mc:Ignorable="w14 wp14">
+<w:document xmlns:ve="http://schemas.openxmlformats.org/markup-compatibility/2006" xmlns:o="urn:schemas-microsoft-com:office:office" xmlns:r="http://schemas.openxmlformats.org/officeDocument/2006/relationships" xmlns:m="http://schemas.openxmlformats.org/officeDocument/2006/math" xmlns:v="urn:schemas-microsoft-com:vml" xmlns:wp="http://schemas.openxmlformats.org/drawingml/2006/wordprocessingDrawing" xmlns:w10="urn:schemas-microsoft-com:office:word" xmlns:w="http://schemas.openxmlformats.org/wordprocessingml/2006/main" xmlns:wne="http://schemas.microsoft.com/office/word/2006/wordml">
   <w:body>
     <w:p>
       <w:pPr>
-        <w:spacing w:before="0" w:after="0" w:line="20" w:lineRule="exact"/>
+        <w:spacing w:after="0" w:line="20" w:lineRule="exact"/>
       </w:pPr>
       <w:r>
+        <w:pict>
+          <v:rect id="EditableResponse9" o:spid="_x0000_s1209" style="position:absolute;margin-left:376pt;margin-top:186.8pt;width:66pt;height:80pt;z-index:251659273;mso-wrap-distance-left:0;mso-wrap-distance-right:0;mso-position-horizontal-relative:page;mso-position-vertical-relative:page" filled="f" stroked="f">
+            <v:textbox inset="2pt,2pt,2pt,2pt">
+              <w:txbxContent>
+                <w:sdt>
+                  <w:sdtPr>
+                    <w:rPr>
+                      <w:color w:val="1F2D38"/>
+                      <w:sz w:val="14"/>
+                      <w:szCs w:val="14"/>
+                    </w:rPr>
+                    <w:alias w:val="A and B"/>
+                    <w:tag w:val="editable-response-9"/>
+                    <w:id w:val="500009"/>
+                    <w:showingPlcHdr/>
+                  </w:sdtPr>
+                  <w:sdtContent>
+                    <w:p>
+                      <w:pPr>
+                        <w:spacing w:after="0"/>
+                      </w:pPr>
+                      <w:r>
+                        <w:rPr>
+                          <w:color w:val="AAB5BD"/>
+                          <w:sz w:val="13"/>
+                          <w:szCs w:val="13"/>
+                        </w:rPr>
+                        <w:t>A + B...</w:t>
+                      </w:r>
+                    </w:p>
+                  </w:sdtContent>
+                </w:sdt>
+              </w:txbxContent>
+            </v:textbox>
+            <w10:wrap anchorx="page" anchory="page"/>
+          </v:rect>
+        </w:pict>
+      </w:r>
+      <w:r>
+        <w:pict>
+          <v:rect id="EditableResponse11" o:spid="_x0000_s1211" style="position:absolute;margin-left:442pt;margin-top:307.7pt;width:74pt;height:70pt;z-index:251659275;mso-wrap-distance-left:0;mso-wrap-distance-right:0;mso-position-horizontal-relative:page;mso-position-vertical-relative:page" filled="f" stroked="f">
+            <v:textbox inset="2pt,2pt,2pt,2pt">
+              <w:txbxContent>
+                <w:sdt>
+                  <w:sdtPr>
+                    <w:rPr>
+                      <w:color w:val="1F2D38"/>
+                      <w:sz w:val="14"/>
+                      <w:szCs w:val="14"/>
+                    </w:rPr>
+                    <w:alias w:val="B and C"/>
+                    <w:tag w:val="editable-response-11"/>
+                    <w:id w:val="500011"/>
+                    <w:showingPlcHdr/>
+                  </w:sdtPr>
+                  <w:sdtContent>
+                    <w:p>
+                      <w:pPr>
+                        <w:spacing w:after="0"/>
+                      </w:pPr>
+                      <w:r>
+                        <w:rPr>
+                          <w:color w:val="AAB5BD"/>
+                          <w:sz w:val="13"/>
+                          <w:szCs w:val="13"/>
+                        </w:rPr>
+                        <w:t>B + C...</w:t>
+                      </w:r>
+                    </w:p>
+                  </w:sdtContent>
+                </w:sdt>
+              </w:txbxContent>
+            </v:textbox>
+            <w10:wrap anchorx="page" anchory="page"/>
+          </v:rect>
+        </w:pict>
+      </w:r>
+      <w:r>
+        <w:pict>
+          <v:rect id="EditableResponse8" o:spid="_x0000_s1208" style="position:absolute;margin-left:384.8pt;margin-top:431.3pt;width:96pt;height:61pt;z-index:251659272;mso-wrap-distance-left:0;mso-wrap-distance-right:0;mso-position-horizontal-relative:page;mso-position-vertical-relative:page" filled="f" stroked="f">
+            <v:textbox style="mso-next-textbox:#EditableResponse8" inset="2pt,2pt,2pt,2pt">
+              <w:txbxContent>
+                <w:sdt>
+                  <w:sdtPr>
+                    <w:rPr>
+                      <w:color w:val="1F2D38"/>
+                      <w:sz w:val="16"/>
+                      <w:szCs w:val="16"/>
+                    </w:rPr>
+                    <w:alias w:val="C only"/>
+                    <w:tag w:val="editable-response-8"/>
+                    <w:id w:val="587778786"/>
+                    <w:showingPlcHdr/>
+                  </w:sdtPr>
+                  <w:sdtContent>
+                    <w:p>
+                      <w:pPr>
+                        <w:spacing w:after="0"/>
+                      </w:pPr>
+                      <w:r>
+                        <w:rPr>
+                          <w:color w:val="AAB5BD"/>
+                          <w:sz w:val="13"/>
+                          <w:szCs w:val="13"/>
+                        </w:rPr>
+                        <w:t>C only...</w:t>
+                      </w:r>
+                    </w:p>
+                  </w:sdtContent>
+                </w:sdt>
+              </w:txbxContent>
+            </v:textbox>
+            <w10:wrap anchorx="page" anchory="page"/>
+          </v:rect>
+        </w:pict>
+      </w:r>
+      <w:r>
+        <w:pict>
+          <v:rect id="EditableResponse5" o:spid="_x0000_s1205" style="position:absolute;margin-left:370pt;margin-top:396.7pt;width:55pt;height:24pt;z-index:251659269;mso-wrap-distance-left:0;mso-wrap-distance-right:0;mso-position-horizontal-relative:page;mso-position-vertical-relative:page;v-text-anchor:middle" stroked="f">
+            <v:textbox inset="2pt,2pt,2pt,2pt">
+              <w:txbxContent>
+                <w:sdt>
+                  <w:sdtPr>
+                    <w:rPr>
+                      <w:color w:val="1F2D38"/>
+                      <w:sz w:val="16"/>
+                      <w:szCs w:val="16"/>
+                    </w:rPr>
+                    <w:alias w:val="Set C name"/>
+                    <w:tag w:val="editable-response-5"/>
+                    <w:id w:val="500005"/>
+                    <w:showingPlcHdr/>
+                  </w:sdtPr>
+                  <w:sdtContent>
+                    <w:p>
+                      <w:pPr>
+                        <w:spacing w:after="0"/>
+                        <w:jc w:val="center"/>
+                      </w:pPr>
+                      <w:r>
+                        <w:rPr>
+                          <w:color w:val="AAB5BD"/>
+                          <w:sz w:val="11"/>
+                          <w:szCs w:val="11"/>
+                        </w:rPr>
+                        <w:t>Name C...</w:t>
+                      </w:r>
+                    </w:p>
+                  </w:sdtContent>
+                </w:sdt>
+              </w:txbxContent>
+            </v:textbox>
+            <w10:wrap anchorx="page" anchory="page"/>
+          </v:rect>
+        </w:pict>
+      </w:r>
+      <w:r>
+        <w:rPr>
+          <w:noProof/>
+        </w:rPr>
         <w:drawing>
-          <wp:anchor xmlns:a="http://schemas.openxmlformats.org/drawingml/2006/main" xmlns:pic="http://schemas.openxmlformats.org/drawingml/2006/picture" distT="0" distB="0" distL="0" distR="0" simplePos="0" relativeHeight="0" behindDoc="0" locked="0" layoutInCell="1" allowOverlap="1">
+          <wp:anchor distT="0" distB="0" distL="0" distR="0" simplePos="0" relativeHeight="251658240" behindDoc="0" locked="0" layoutInCell="1" allowOverlap="1">
             <wp:simplePos x="0" y="0"/>
             <wp:positionH relativeFrom="page">
-              <wp:posOffset>0</wp:posOffset>
+              <wp:posOffset>1270</wp:posOffset>
             </wp:positionH>
             <wp:positionV relativeFrom="page">
-              <wp:posOffset>0</wp:posOffset>
+              <wp:posOffset>1270</wp:posOffset>
             </wp:positionV>
-            <wp:extent cx="10058400" cy="7772400"/>
-            <wp:effectExtent l="0" t="0" r="0" b="0"/>
+            <wp:extent cx="10056495" cy="7772400"/>
+            <wp:effectExtent l="19050" t="0" r="1905" b="0"/>
             <wp:wrapNone/>
             <wp:docPr id="1" name="Picture 1" descr="Printable graphic organizer matching venn-3-circle.pdf"/>
             <wp:cNvGraphicFramePr>
-              <a:graphicFrameLocks noChangeAspect="1"/>
+              <a:graphicFrameLocks xmlns:a="http://schemas.openxmlformats.org/drawingml/2006/main" noChangeAspect="1"/>
             </wp:cNvGraphicFramePr>
-            <a:graphic>
+            <a:graphic xmlns:a="http://schemas.openxmlformats.org/drawingml/2006/main">
               <a:graphicData uri="http://schemas.openxmlformats.org/drawingml/2006/picture">
-                <pic:pic>
+                <pic:pic xmlns:pic="http://schemas.openxmlformats.org/drawingml/2006/picture">
                   <pic:nvPicPr>
                     <pic:cNvPr id="0" name="venn-3-circle.png"/>
                     <pic:cNvPicPr/>
                   </pic:nvPicPr>
                   <pic:blipFill>
-                    <a:blip r:embed="rId9"/>
+                    <a:blip r:embed="rId6"/>
                     <a:stretch>
                       <a:fillRect/>
                     </a:stretch>
@@ -39,15 +199,331 @@
                   <pic:spPr>
                     <a:xfrm>
                       <a:off x="0" y="0"/>
-                      <a:ext cx="10058400" cy="7772400"/>
+                      <a:ext cx="10056495" cy="7772400"/>
                     </a:xfrm>
-                    <a:prstGeom prst="rect"/>
+                    <a:prstGeom prst="rect">
+                      <a:avLst/>
+                    </a:prstGeom>
                   </pic:spPr>
                 </pic:pic>
               </a:graphicData>
             </a:graphic>
           </wp:anchor>
         </w:drawing>
+      </w:r>
+      <w:r>
+        <w:pict>
+          <v:rect id="EditableResponse10" o:spid="_x0000_s1210" style="position:absolute;margin-left:296pt;margin-top:311.1pt;width:74pt;height:70pt;z-index:251659274;mso-wrap-distance-left:0;mso-wrap-distance-right:0;mso-position-horizontal-relative:page;mso-position-vertical-relative:page" filled="f" stroked="f">
+            <v:textbox style="mso-next-textbox:#EditableResponse10" inset="2pt,2pt,2pt,2pt">
+              <w:txbxContent>
+                <w:sdt>
+                  <w:sdtPr>
+                    <w:rPr>
+                      <w:color w:val="1F2D38"/>
+                      <w:sz w:val="14"/>
+                      <w:szCs w:val="14"/>
+                    </w:rPr>
+                    <w:alias w:val="A and C"/>
+                    <w:tag w:val="editable-response-10"/>
+                    <w:id w:val="587778773"/>
+                    <w:showingPlcHdr/>
+                  </w:sdtPr>
+                  <w:sdtContent>
+                    <w:p>
+                      <w:pPr>
+                        <w:spacing w:after="0"/>
+                      </w:pPr>
+                      <w:r>
+                        <w:rPr>
+                          <w:color w:val="AAB5BD"/>
+                          <w:sz w:val="13"/>
+                          <w:szCs w:val="13"/>
+                        </w:rPr>
+                        <w:t>A + C...</w:t>
+                      </w:r>
+                    </w:p>
+                  </w:sdtContent>
+                </w:sdt>
+              </w:txbxContent>
+            </v:textbox>
+            <w10:wrap anchorx="page" anchory="page"/>
+          </v:rect>
+        </w:pict>
+      </w:r>
+      <w:r>
+        <w:pict>
+          <v:rect id="EditableResponse6" o:spid="_x0000_s1206" style="position:absolute;margin-left:253pt;margin-top:181pt;width:81.2pt;height:75pt;z-index:251659270;mso-wrap-distance-left:0;mso-wrap-distance-right:0;mso-position-horizontal-relative:page;mso-position-vertical-relative:page" filled="f" stroked="f">
+            <v:textbox style="mso-next-textbox:#EditableResponse6" inset="2pt,2pt,2pt,2pt">
+              <w:txbxContent>
+                <w:sdt>
+                  <w:sdtPr>
+                    <w:rPr>
+                      <w:color w:val="1F2D38"/>
+                      <w:sz w:val="16"/>
+                      <w:szCs w:val="16"/>
+                    </w:rPr>
+                    <w:alias w:val="A only"/>
+                    <w:tag w:val="editable-response-6"/>
+                    <w:id w:val="587778774"/>
+                    <w:showingPlcHdr/>
+                  </w:sdtPr>
+                  <w:sdtContent>
+                    <w:p>
+                      <w:pPr>
+                        <w:spacing w:after="0"/>
+                      </w:pPr>
+                      <w:r>
+                        <w:rPr>
+                          <w:color w:val="AAB5BD"/>
+                          <w:sz w:val="13"/>
+                          <w:szCs w:val="13"/>
+                        </w:rPr>
+                        <w:t>A only...</w:t>
+                      </w:r>
+                    </w:p>
+                  </w:sdtContent>
+                </w:sdt>
+              </w:txbxContent>
+            </v:textbox>
+            <w10:wrap anchorx="page" anchory="page"/>
+          </v:rect>
+        </w:pict>
+      </w:r>
+      <w:r>
+        <w:pict>
+          <v:rect id="EditableResponse1" o:spid="_x0000_s1201" style="position:absolute;margin-left:105pt;margin-top:89.2pt;width:415pt;height:18pt;z-index:251659265;mso-wrap-distance-left:0;mso-wrap-distance-right:0;mso-position-horizontal-relative:page;mso-position-vertical-relative:page" filled="f" stroked="f">
+            <v:textbox inset="2pt,2pt,2pt,2pt">
+              <w:txbxContent>
+                <w:sdt>
+                  <w:sdtPr>
+                    <w:rPr>
+                      <w:color w:val="1F2D38"/>
+                      <w:sz w:val="18"/>
+                      <w:szCs w:val="18"/>
+                    </w:rPr>
+                    <w:alias w:val="Topic"/>
+                    <w:tag w:val="editable-response-1"/>
+                    <w:id w:val="500001"/>
+                    <w:showingPlcHdr/>
+                  </w:sdtPr>
+                  <w:sdtContent>
+                    <w:p>
+                      <w:pPr>
+                        <w:spacing w:after="0"/>
+                      </w:pPr>
+                      <w:r>
+                        <w:rPr>
+                          <w:color w:val="AAB5BD"/>
+                          <w:sz w:val="13"/>
+                          <w:szCs w:val="13"/>
+                        </w:rPr>
+                        <w:t>Type here...</w:t>
+                      </w:r>
+                    </w:p>
+                  </w:sdtContent>
+                </w:sdt>
+              </w:txbxContent>
+            </v:textbox>
+            <w10:wrap anchorx="page" anchory="page"/>
+          </v:rect>
+        </w:pict>
+      </w:r>
+      <w:r>
+        <w:pict>
+          <v:rect id="EditableResponse2" o:spid="_x0000_s1202" style="position:absolute;margin-left:599pt;margin-top:89.2pt;width:157pt;height:18pt;z-index:251659266;mso-wrap-distance-left:0;mso-wrap-distance-right:0;mso-position-horizontal-relative:page;mso-position-vertical-relative:page" filled="f" stroked="f">
+            <v:textbox inset="2pt,2pt,2pt,2pt">
+              <w:txbxContent>
+                <w:sdt>
+                  <w:sdtPr>
+                    <w:rPr>
+                      <w:color w:val="1F2D38"/>
+                      <w:sz w:val="18"/>
+                      <w:szCs w:val="18"/>
+                    </w:rPr>
+                    <w:alias w:val="Name"/>
+                    <w:tag w:val="editable-response-2"/>
+                    <w:id w:val="500002"/>
+                    <w:showingPlcHdr/>
+                  </w:sdtPr>
+                  <w:sdtContent>
+                    <w:p>
+                      <w:pPr>
+                        <w:spacing w:after="0"/>
+                      </w:pPr>
+                      <w:r>
+                        <w:rPr>
+                          <w:color w:val="AAB5BD"/>
+                          <w:sz w:val="13"/>
+                          <w:szCs w:val="13"/>
+                        </w:rPr>
+                        <w:t>Type here...</w:t>
+                      </w:r>
+                    </w:p>
+                  </w:sdtContent>
+                </w:sdt>
+              </w:txbxContent>
+            </v:textbox>
+            <w10:wrap anchorx="page" anchory="page"/>
+          </v:rect>
+        </w:pict>
+      </w:r>
+      <w:r>
+        <w:pict>
+          <v:rect id="EditableResponse3" o:spid="_x0000_s1203" style="position:absolute;margin-left:222pt;margin-top:130pt;width:55pt;height:24pt;z-index:251659267;mso-wrap-distance-left:0;mso-wrap-distance-right:0;mso-position-horizontal-relative:page;mso-position-vertical-relative:page;v-text-anchor:middle" stroked="f">
+            <v:textbox inset="2pt,2pt,2pt,2pt">
+              <w:txbxContent>
+                <w:sdt>
+                  <w:sdtPr>
+                    <w:rPr>
+                      <w:color w:val="1F2D38"/>
+                      <w:sz w:val="16"/>
+                      <w:szCs w:val="16"/>
+                    </w:rPr>
+                    <w:alias w:val="Set A name"/>
+                    <w:tag w:val="editable-response-3"/>
+                    <w:id w:val="500003"/>
+                    <w:showingPlcHdr/>
+                  </w:sdtPr>
+                  <w:sdtContent>
+                    <w:p>
+                      <w:pPr>
+                        <w:spacing w:after="0"/>
+                        <w:jc w:val="center"/>
+                      </w:pPr>
+                      <w:r>
+                        <w:rPr>
+                          <w:color w:val="AAB5BD"/>
+                          <w:sz w:val="11"/>
+                          <w:szCs w:val="11"/>
+                        </w:rPr>
+                        <w:t>Name A...</w:t>
+                      </w:r>
+                    </w:p>
+                  </w:sdtContent>
+                </w:sdt>
+              </w:txbxContent>
+            </v:textbox>
+            <w10:wrap anchorx="page" anchory="page"/>
+          </v:rect>
+        </w:pict>
+      </w:r>
+      <w:r>
+        <w:pict>
+          <v:rect id="EditableResponse4" o:spid="_x0000_s1204" style="position:absolute;margin-left:516pt;margin-top:130pt;width:55pt;height:24pt;z-index:251659268;mso-wrap-distance-left:0;mso-wrap-distance-right:0;mso-position-horizontal-relative:page;mso-position-vertical-relative:page;v-text-anchor:middle" stroked="f">
+            <v:textbox inset="2pt,2pt,2pt,2pt">
+              <w:txbxContent>
+                <w:sdt>
+                  <w:sdtPr>
+                    <w:rPr>
+                      <w:color w:val="1F2D38"/>
+                      <w:sz w:val="16"/>
+                      <w:szCs w:val="16"/>
+                    </w:rPr>
+                    <w:alias w:val="Set B name"/>
+                    <w:tag w:val="editable-response-4"/>
+                    <w:id w:val="500004"/>
+                    <w:showingPlcHdr/>
+                  </w:sdtPr>
+                  <w:sdtContent>
+                    <w:p>
+                      <w:pPr>
+                        <w:spacing w:after="0"/>
+                        <w:jc w:val="center"/>
+                      </w:pPr>
+                      <w:r>
+                        <w:rPr>
+                          <w:color w:val="AAB5BD"/>
+                          <w:sz w:val="11"/>
+                          <w:szCs w:val="11"/>
+                        </w:rPr>
+                        <w:t>Name B...</w:t>
+                      </w:r>
+                    </w:p>
+                  </w:sdtContent>
+                </w:sdt>
+              </w:txbxContent>
+            </v:textbox>
+            <w10:wrap anchorx="page" anchory="page"/>
+          </v:rect>
+        </w:pict>
+      </w:r>
+      <w:r>
+        <w:pict>
+          <v:rect id="EditableResponse7" o:spid="_x0000_s1207" style="position:absolute;margin-left:471pt;margin-top:177pt;width:103pt;height:104pt;z-index:251659271;mso-wrap-distance-left:0;mso-wrap-distance-right:0;mso-position-horizontal-relative:page;mso-position-vertical-relative:page" filled="f" stroked="f">
+            <v:textbox inset="2pt,2pt,2pt,2pt">
+              <w:txbxContent>
+                <w:sdt>
+                  <w:sdtPr>
+                    <w:rPr>
+                      <w:color w:val="1F2D38"/>
+                      <w:sz w:val="16"/>
+                      <w:szCs w:val="16"/>
+                    </w:rPr>
+                    <w:alias w:val="B only"/>
+                    <w:tag w:val="editable-response-7"/>
+                    <w:id w:val="500007"/>
+                    <w:showingPlcHdr/>
+                  </w:sdtPr>
+                  <w:sdtContent>
+                    <w:p>
+                      <w:pPr>
+                        <w:spacing w:after="0"/>
+                      </w:pPr>
+                      <w:r>
+                        <w:rPr>
+                          <w:color w:val="AAB5BD"/>
+                          <w:sz w:val="13"/>
+                          <w:szCs w:val="13"/>
+                        </w:rPr>
+                        <w:t>B only...</w:t>
+                      </w:r>
+                    </w:p>
+                  </w:sdtContent>
+                </w:sdt>
+              </w:txbxContent>
+            </v:textbox>
+            <w10:wrap anchorx="page" anchory="page"/>
+          </v:rect>
+        </w:pict>
+      </w:r>
+      <w:r>
+        <w:pict>
+          <v:rect id="EditableResponse12" o:spid="_x0000_s1212" style="position:absolute;margin-left:371pt;margin-top:275pt;width:50pt;height:50pt;z-index:251659276;mso-wrap-distance-left:0;mso-wrap-distance-right:0;mso-position-horizontal-relative:page;mso-position-vertical-relative:page" filled="f" stroked="f">
+            <v:textbox inset="2pt,2pt,2pt,2pt">
+              <w:txbxContent>
+                <w:sdt>
+                  <w:sdtPr>
+                    <w:rPr>
+                      <w:color w:val="1F2D38"/>
+                      <w:sz w:val="14"/>
+                      <w:szCs w:val="14"/>
+                    </w:rPr>
+                    <w:alias w:val="All three"/>
+                    <w:tag w:val="editable-response-12"/>
+                    <w:id w:val="500012"/>
+                    <w:showingPlcHdr/>
+                  </w:sdtPr>
+                  <w:sdtContent>
+                    <w:p>
+                      <w:pPr>
+                        <w:spacing w:after="0"/>
+                      </w:pPr>
+                      <w:r>
+                        <w:rPr>
+                          <w:color w:val="AAB5BD"/>
+                          <w:sz w:val="11"/>
+                          <w:szCs w:val="11"/>
+                        </w:rPr>
+                        <w:t>All...</w:t>
+                      </w:r>
+                    </w:p>
+                  </w:sdtContent>
+                </w:sdt>
+              </w:txbxContent>
+            </v:textbox>
+            <w10:wrap anchorx="page" anchory="page"/>
+          </v:rect>
+        </w:pict>
       </w:r>
     </w:p>
     <w:sectPr>
@@ -61,7 +537,7 @@
 </file>
 
 <file path=word/numbering.xml><?xml version="1.0" encoding="utf-8"?>
-<w:numbering xmlns:wpc="http://schemas.microsoft.com/office/word/2010/wordprocessingCanvas" xmlns:mo="http://schemas.microsoft.com/office/mac/office/2008/main" xmlns:mc="http://schemas.openxmlformats.org/markup-compatibility/2006" xmlns:mv="urn:schemas-microsoft-com:mac:vml" xmlns:o="urn:schemas-microsoft-com:office:office" xmlns:r="http://schemas.openxmlformats.org/officeDocument/2006/relationships" xmlns:m="http://schemas.openxmlformats.org/officeDocument/2006/math" xmlns:v="urn:schemas-microsoft-com:vml" xmlns:wp14="http://schemas.microsoft.com/office/word/2010/wordprocessingDrawing" xmlns:wp="http://schemas.openxmlformats.org/drawingml/2006/wordprocessingDrawing" xmlns:w10="urn:schemas-microsoft-com:office:word" xmlns:w="http://schemas.openxmlformats.org/wordprocessingml/2006/main" xmlns:w14="http://schemas.microsoft.com/office/word/2010/wordml" xmlns:wpg="http://schemas.microsoft.com/office/word/2010/wordprocessingGroup" xmlns:wpi="http://schemas.microsoft.com/office/word/2010/wordprocessingInk" xmlns:wne="http://schemas.microsoft.com/office/word/2006/wordml" xmlns:wps="http://schemas.microsoft.com/office/word/2010/wordprocessingShape" mc:Ignorable="w14 wp14">
+<w:numbering xmlns:ve="http://schemas.openxmlformats.org/markup-compatibility/2006" xmlns:o="urn:schemas-microsoft-com:office:office" xmlns:r="http://schemas.openxmlformats.org/officeDocument/2006/relationships" xmlns:m="http://schemas.openxmlformats.org/officeDocument/2006/math" xmlns:v="urn:schemas-microsoft-com:vml" xmlns:wp="http://schemas.openxmlformats.org/drawingml/2006/wordprocessingDrawing" xmlns:w10="urn:schemas-microsoft-com:office:word" xmlns:w="http://schemas.openxmlformats.org/wordprocessingml/2006/main" xmlns:wne="http://schemas.microsoft.com/office/word/2006/wordml">
   <w:abstractNum w:abstractNumId="0">
     <w:nsid w:val="FFFFFF7C"/>
     <w:multiLevelType w:val="singleLevel"/>
@@ -264,7 +740,7 @@
 </file>
 
 <file path=word/styles.xml><?xml version="1.0" encoding="utf-8"?>
-<w:styles xmlns:mc="http://schemas.openxmlformats.org/markup-compatibility/2006" xmlns:r="http://schemas.openxmlformats.org/officeDocument/2006/relationships" xmlns:w="http://schemas.openxmlformats.org/wordprocessingml/2006/main" xmlns:w14="http://schemas.microsoft.com/office/word/2010/wordml" mc:Ignorable="w14">
+<w:styles xmlns:r="http://schemas.openxmlformats.org/officeDocument/2006/relationships" xmlns:w="http://schemas.openxmlformats.org/wordprocessingml/2006/main">
   <w:docDefaults>
     <w:rPrDefault>
       <w:rPr>
@@ -280,7 +756,7 @@
       </w:pPr>
     </w:pPrDefault>
   </w:docDefaults>
-  <w:latentStyles w:defLockedState="0" w:defUIPriority="99" w:defSemiHidden="1" w:defUnhideWhenUsed="1" w:defQFormat="0" w:count="276">
+  <w:latentStyles w:defLockedState="0" w:defUIPriority="99" w:defSemiHidden="1" w:defUnhideWhenUsed="1" w:defQFormat="0" w:count="267">
     <w:lsdException w:name="Normal" w:semiHidden="0" w:uiPriority="0" w:unhideWhenUsed="0" w:qFormat="1"/>
     <w:lsdException w:name="heading 1" w:semiHidden="0" w:uiPriority="9" w:unhideWhenUsed="0" w:qFormat="1"/>
     <w:lsdException w:name="heading 2" w:uiPriority="9" w:qFormat="1"/>
@@ -424,50 +900,6 @@
     <w:qFormat/>
     <w:rsid w:val="00FC693F"/>
   </w:style>
-  <w:style w:type="paragraph" w:styleId="Header">
-    <w:name w:val="header"/>
-    <w:basedOn w:val="Normal"/>
-    <w:link w:val="HeaderChar"/>
-    <w:uiPriority w:val="99"/>
-    <w:unhideWhenUsed/>
-    <w:rsid w:val="00E618BF"/>
-    <w:pPr>
-      <w:tabs>
-        <w:tab w:val="center" w:pos="4680"/>
-        <w:tab w:val="right" w:pos="9360"/>
-      </w:tabs>
-      <w:spacing w:after="0" w:line="240" w:lineRule="auto"/>
-    </w:pPr>
-  </w:style>
-  <w:style w:type="character" w:customStyle="1" w:styleId="HeaderChar">
-    <w:name w:val="Header Char"/>
-    <w:basedOn w:val="DefaultParagraphFont"/>
-    <w:link w:val="Header"/>
-    <w:uiPriority w:val="99"/>
-    <w:rsid w:val="00E618BF"/>
-  </w:style>
-  <w:style w:type="paragraph" w:styleId="Footer">
-    <w:name w:val="footer"/>
-    <w:basedOn w:val="Normal"/>
-    <w:link w:val="FooterChar"/>
-    <w:uiPriority w:val="99"/>
-    <w:unhideWhenUsed/>
-    <w:rsid w:val="00E618BF"/>
-    <w:pPr>
-      <w:tabs>
-        <w:tab w:val="center" w:pos="4680"/>
-        <w:tab w:val="right" w:pos="9360"/>
-      </w:tabs>
-      <w:spacing w:after="0" w:line="240" w:lineRule="auto"/>
-    </w:pPr>
-  </w:style>
-  <w:style w:type="character" w:customStyle="1" w:styleId="FooterChar">
-    <w:name w:val="Footer Char"/>
-    <w:basedOn w:val="DefaultParagraphFont"/>
-    <w:link w:val="Footer"/>
-    <w:uiPriority w:val="99"/>
-    <w:rsid w:val="00E618BF"/>
-  </w:style>
   <w:style w:type="paragraph" w:styleId="Heading1">
     <w:name w:val="heading 1"/>
     <w:basedOn w:val="Normal"/>
@@ -688,6 +1120,7 @@
     <w:uiPriority w:val="99"/>
     <w:semiHidden/>
     <w:unhideWhenUsed/>
+    <w:qFormat/>
     <w:tblPr>
       <w:tblInd w:w="0" w:type="dxa"/>
       <w:tblCellMar>
@@ -703,6 +1136,50 @@
     <w:uiPriority w:val="99"/>
     <w:semiHidden/>
     <w:unhideWhenUsed/>
+  </w:style>
+  <w:style w:type="paragraph" w:styleId="Header">
+    <w:name w:val="header"/>
+    <w:basedOn w:val="Normal"/>
+    <w:link w:val="HeaderChar"/>
+    <w:uiPriority w:val="99"/>
+    <w:unhideWhenUsed/>
+    <w:rsid w:val="00E618BF"/>
+    <w:pPr>
+      <w:tabs>
+        <w:tab w:val="center" w:pos="4680"/>
+        <w:tab w:val="right" w:pos="9360"/>
+      </w:tabs>
+      <w:spacing w:after="0" w:line="240" w:lineRule="auto"/>
+    </w:pPr>
+  </w:style>
+  <w:style w:type="character" w:customStyle="1" w:styleId="HeaderChar">
+    <w:name w:val="Header Char"/>
+    <w:basedOn w:val="DefaultParagraphFont"/>
+    <w:link w:val="Header"/>
+    <w:uiPriority w:val="99"/>
+    <w:rsid w:val="00E618BF"/>
+  </w:style>
+  <w:style w:type="paragraph" w:styleId="Footer">
+    <w:name w:val="footer"/>
+    <w:basedOn w:val="Normal"/>
+    <w:link w:val="FooterChar"/>
+    <w:uiPriority w:val="99"/>
+    <w:unhideWhenUsed/>
+    <w:rsid w:val="00E618BF"/>
+    <w:pPr>
+      <w:tabs>
+        <w:tab w:val="center" w:pos="4680"/>
+        <w:tab w:val="right" w:pos="9360"/>
+      </w:tabs>
+      <w:spacing w:after="0" w:line="240" w:lineRule="auto"/>
+    </w:pPr>
+  </w:style>
+  <w:style w:type="character" w:customStyle="1" w:styleId="FooterChar">
+    <w:name w:val="Footer Char"/>
+    <w:basedOn w:val="DefaultParagraphFont"/>
+    <w:link w:val="Footer"/>
+    <w:uiPriority w:val="99"/>
+    <w:rsid w:val="00E618BF"/>
   </w:style>
   <w:style w:type="paragraph" w:styleId="NoSpacing">
     <w:name w:val="No Spacing"/>
@@ -12105,6 +12582,36 @@
         <w:shd w:val="clear" w:color="auto" w:fill="FBCAA2" w:themeFill="accent6" w:themeFillTint="7F"/>
       </w:tcPr>
     </w:tblStylePr>
+  </w:style>
+  <w:style w:type="paragraph" w:styleId="BalloonText">
+    <w:name w:val="Balloon Text"/>
+    <w:basedOn w:val="Normal"/>
+    <w:link w:val="BalloonTextChar"/>
+    <w:uiPriority w:val="99"/>
+    <w:semiHidden/>
+    <w:unhideWhenUsed/>
+    <w:rsid w:val="00534FCA"/>
+    <w:pPr>
+      <w:spacing w:after="0" w:line="240" w:lineRule="auto"/>
+    </w:pPr>
+    <w:rPr>
+      <w:rFonts w:ascii="Tahoma" w:hAnsi="Tahoma" w:cs="Tahoma"/>
+      <w:sz w:val="16"/>
+      <w:szCs w:val="16"/>
+    </w:rPr>
+  </w:style>
+  <w:style w:type="character" w:customStyle="1" w:styleId="BalloonTextChar">
+    <w:name w:val="Balloon Text Char"/>
+    <w:basedOn w:val="DefaultParagraphFont"/>
+    <w:link w:val="BalloonText"/>
+    <w:uiPriority w:val="99"/>
+    <w:semiHidden/>
+    <w:rsid w:val="00534FCA"/>
+    <w:rPr>
+      <w:rFonts w:ascii="Tahoma" w:hAnsi="Tahoma" w:cs="Tahoma"/>
+      <w:sz w:val="16"/>
+      <w:szCs w:val="16"/>
+    </w:rPr>
   </w:style>
 </w:styles>
 </file>
@@ -24236,7 +24743,7 @@
 </file>
 
 <file path=customXml/itemProps1.xml><?xml version="1.0" encoding="utf-8"?>
-<ds:datastoreItem xmlns:ds="http://schemas.openxmlformats.org/officeDocument/2006/customXml" ds:itemID="{EF278816-EC6F-A645-907D-7F25AECB1D4A}">
+<ds:datastoreItem xmlns:ds="http://schemas.openxmlformats.org/officeDocument/2006/customXml" ds:itemID="{D9D37415-DB25-4201-AADF-CCB0D575D5DF}">
   <ds:schemaRefs>
     <ds:schemaRef ds:uri="http://schemas.openxmlformats.org/officeDocument/2006/bibliography"/>
   </ds:schemaRefs>
